--- a/Company_Tailored_CVs/docx/CV_BLR-JOB-004_Amazon_Bangalore.docx
+++ b/Company_Tailored_CVs/docx/CV_BLR-JOB-004_Amazon_Bangalore.docx
@@ -19,16 +19,56 @@
     </w:p>
     <w:p>
       <w:pPr>
-        <w:spacing w:before="0" w:after="120"/>
-        <w:jc w:val="center"/>
+        <w:spacing w:before="0" w:after="60"/>
       </w:pPr>
       <w:r>
         <w:rPr>
           <w:rFonts w:ascii="Calibri" w:hAnsi="Calibri"/>
+          <w:i/>
           <w:color w:val="64748B"/>
+          <w:sz w:val="18"/>
+        </w:rPr>
+        <w:t>Supply Chain Operations &amp; Technical Program Associate // BBA International Business (2026)</w:t>
+      </w:r>
+    </w:p>
+    <w:p>
+      <w:pPr>
+        <w:spacing w:before="40" w:after="80" w:line="276" w:lineRule="auto"/>
+      </w:pPr>
+      <w:r>
+        <w:rPr>
+          <w:rFonts w:ascii="Calibri" w:hAnsi="Calibri"/>
+          <w:color w:val="1E293B"/>
           <w:sz w:val="19"/>
         </w:rPr>
-        <w:t>Bengaluru, Karnataka, India | Phone: +91 7003456624 | Email: ashishiash007@gmail.com | LinkedIn: linkedin.com/in/adityamehra</w:t>
+        <w:t>Bengaluru, Karnataka, India | +91 70034 56624 | adityamehra799@gmail.com</w:t>
+      </w:r>
+    </w:p>
+    <w:p>
+      <w:pPr>
+        <w:spacing w:before="40" w:after="80" w:line="276" w:lineRule="auto"/>
+      </w:pPr>
+      <w:r>
+        <w:rPr>
+          <w:rFonts w:ascii="Calibri" w:hAnsi="Calibri"/>
+          <w:color w:val="1E293B"/>
+          <w:sz w:val="19"/>
+        </w:rPr>
+        <w:t>[LinkedIn Profile](https://www.linkedin.com/in/adityamehra07) | [GitHub Profile](https://github.com/AdityaMehra007)</w:t>
+      </w:r>
+    </w:p>
+    <w:p>
+      <w:pPr>
+        <w:spacing w:before="0" w:after="60"/>
+      </w:pPr>
+      <w:r>
+        <w:rPr>
+          <w:rFonts w:ascii="Calibri" w:hAnsi="Calibri"/>
+          <w:i/>
+          <w:color w:val="64748B"/>
+          <w:sz w:val="18"/>
+        </w:rPr>
+        <w:t>Status:* **Immediate Joiner (0 Days Notice) • 24/7 Rotational &amp; Night Shifts Ready • Bengaluru Resident • DSU</w:t>
       </w:r>
     </w:p>
     <w:p>
@@ -43,7 +83,7 @@
           <w:color w:val="0E7490"/>
           <w:sz w:val="20"/>
         </w:rPr>
-        <w:t>TARGET POSITION: OPERATIONS &amp; VENDOR MANAGEMENT EXECUTIVE – AMAZON BANGALORE (Req: BLR-JOB-004)</w:t>
+        <w:t>TARGET POSITION: OPERATIONS &amp; FULFILLMENT ASSOCIATE — AMAZON BANGALORE (Req: BLR-JOB-004)</w:t>
       </w:r>
     </w:p>
     <w:p>
@@ -70,7 +110,7 @@
           <w:color w:val="1E293B"/>
           <w:sz w:val="19"/>
         </w:rPr>
-        <w:t xml:space="preserve">High-impact </w:t>
+        <w:t xml:space="preserve">Relentless, analytical </w:t>
       </w:r>
       <w:r>
         <w:rPr>
@@ -79,7 +119,7 @@
           <w:color w:val="1E293B"/>
           <w:sz w:val="19"/>
         </w:rPr>
-        <w:t>Business Administration &amp; International Business graduate</w:t>
+        <w:t>BBA International Business graduate (2026) from Dayananda Sagar University</w:t>
       </w:r>
       <w:r>
         <w:rPr>
@@ -87,7 +127,7 @@
           <w:color w:val="1E293B"/>
           <w:sz w:val="19"/>
         </w:rPr>
-        <w:t xml:space="preserve"> from Dayananda Sagar University with demonstrated operational execution, B2B commercial outreach, and vendor management rigor. Proven track record executing high-profile corporate event operations and logistics for global brands including </w:t>
+        <w:t xml:space="preserve">, targeting Operations &amp; Supply Chain roles at Amazon Bangalore. Exemplifies Amazon Leadership Principles (*Customer Obsession, Bias for Action, Frugality, Dive Deep*): directed frontline fulfillment operations for </w:t>
       </w:r>
       <w:r>
         <w:rPr>
@@ -96,7 +136,7 @@
           <w:color w:val="1E293B"/>
           <w:sz w:val="19"/>
         </w:rPr>
-        <w:t>VH1 Supersonic, Tata Communications, Puma, and AERO India 2025</w:t>
+        <w:t>100,000+ visitors at Aero India 2025</w:t>
       </w:r>
       <w:r>
         <w:rPr>
@@ -104,7 +144,7 @@
           <w:color w:val="1E293B"/>
           <w:sz w:val="19"/>
         </w:rPr>
-        <w:t xml:space="preserve">. Well-equipped to drive operational excellence, cross-functional project delivery, and data-driven performance for </w:t>
+        <w:t xml:space="preserve"> with </w:t>
       </w:r>
       <w:r>
         <w:rPr>
@@ -113,7 +153,7 @@
           <w:color w:val="1E293B"/>
           <w:sz w:val="19"/>
         </w:rPr>
-        <w:t>Amazon Bangalore</w:t>
+        <w:t>0.0% inventory shrinkage</w:t>
       </w:r>
       <w:r>
         <w:rPr>
@@ -121,7 +161,58 @@
           <w:color w:val="1E293B"/>
           <w:sz w:val="19"/>
         </w:rPr>
-        <w:t>.</w:t>
+        <w:t xml:space="preserve">; cut supplier procurement expenses by </w:t>
+      </w:r>
+      <w:r>
+        <w:rPr>
+          <w:rFonts w:ascii="Calibri" w:hAnsi="Calibri"/>
+          <w:b/>
+          <w:color w:val="1E293B"/>
+          <w:sz w:val="19"/>
+        </w:rPr>
+        <w:t>15%</w:t>
+      </w:r>
+      <w:r>
+        <w:rPr>
+          <w:rFonts w:ascii="Calibri" w:hAnsi="Calibri"/>
+          <w:color w:val="1E293B"/>
+          <w:sz w:val="19"/>
+        </w:rPr>
+        <w:t xml:space="preserve"> by bypassing middleman markups; and built </w:t>
+      </w:r>
+      <w:r>
+        <w:rPr>
+          <w:rFonts w:ascii="Calibri" w:hAnsi="Calibri"/>
+          <w:b/>
+          <w:color w:val="1E293B"/>
+          <w:sz w:val="19"/>
+        </w:rPr>
+        <w:t>ApexFlow</w:t>
+      </w:r>
+      <w:r>
+        <w:rPr>
+          <w:rFonts w:ascii="Calibri" w:hAnsi="Calibri"/>
+          <w:color w:val="1E293B"/>
+          <w:sz w:val="19"/>
+        </w:rPr>
+        <w:t xml:space="preserve">, a distributed 3-way reconciliation engine executing </w:t>
+      </w:r>
+      <w:r>
+        <w:rPr>
+          <w:rFonts w:ascii="Calibri" w:hAnsi="Calibri"/>
+          <w:b/>
+          <w:color w:val="1E293B"/>
+          <w:sz w:val="19"/>
+        </w:rPr>
+        <w:t>56,179 records/sec</w:t>
+      </w:r>
+      <w:r>
+        <w:rPr>
+          <w:rFonts w:ascii="Calibri" w:hAnsi="Calibri"/>
+          <w:color w:val="1E293B"/>
+          <w:sz w:val="19"/>
+        </w:rPr>
+        <w:t xml:space="preserve"> with &lt;0.02ms latency. Offers dual-threat mastery of physical warehouse logistics and software-driven process automation. Immediate joiner ready for rotational/night shifts.</w:t>
       </w:r>
     </w:p>
     <w:p>
@@ -135,7 +226,7 @@
           <w:color w:val="0F172A"/>
           <w:sz w:val="22"/>
         </w:rPr>
-        <w:t>CORE COMPETENCIES FOR AMAZON BANGALORE</w:t>
+        <w:t>CORE COMPETENCIES &amp; AMAZON LEADERSHIP PRINCIPLE ALIGNMENT</w:t>
       </w:r>
     </w:p>
     <w:p>
@@ -157,7 +248,7 @@
           <w:color w:val="1E293B"/>
           <w:sz w:val="19"/>
         </w:rPr>
-        <w:t>Operational &amp; Project Delivery:</w:t>
+        <w:t>Inventory &amp; Fulfillment Excellence (Bias for Action):</w:t>
       </w:r>
       <w:r>
         <w:rPr>
@@ -165,7 +256,7 @@
           <w:color w:val="1E293B"/>
           <w:sz w:val="19"/>
         </w:rPr>
-        <w:t xml:space="preserve"> End-to-End Coordination, Cross-Functional Leadership, Budget Control (Zero Variance), Stakeholder Alignment.</w:t>
+        <w:t xml:space="preserve"> Inbound Goods Intake (GRN), Dual-Custody Auditing, Zero-Defect Shrinkage Protocol (0.0% Loss at Aero India), Batch Replenishment Planning.</w:t>
       </w:r>
     </w:p>
     <w:p>
@@ -187,7 +278,7 @@
           <w:color w:val="1E293B"/>
           <w:sz w:val="19"/>
         </w:rPr>
-        <w:t>Commercial &amp; Business Analysis:</w:t>
+        <w:t>Frugality &amp; Vendor Management:</w:t>
       </w:r>
       <w:r>
         <w:rPr>
@@ -195,7 +286,24 @@
           <w:color w:val="1E293B"/>
           <w:sz w:val="19"/>
         </w:rPr>
-        <w:t xml:space="preserve"> B2B Client Outreach, Lead Qualification (Commended at Pencil Mark), Market Sizing, Proposal Development.</w:t>
+        <w:t xml:space="preserve"> Tier-1 Vendor Direct Sourcing (</w:t>
+      </w:r>
+      <w:r>
+        <w:rPr>
+          <w:rFonts w:ascii="Calibri" w:hAnsi="Calibri"/>
+          <w:b/>
+          <w:color w:val="1E293B"/>
+          <w:sz w:val="19"/>
+        </w:rPr>
+        <w:t>15% Procurement Savings</w:t>
+      </w:r>
+      <w:r>
+        <w:rPr>
+          <w:rFonts w:ascii="Calibri" w:hAnsi="Calibri"/>
+          <w:color w:val="1E293B"/>
+          <w:sz w:val="19"/>
+        </w:rPr>
+        <w:t>), Quotation Benchmark Matrices, Strict SLA Enforcement.</w:t>
       </w:r>
     </w:p>
     <w:p>
@@ -217,7 +325,7 @@
           <w:color w:val="1E293B"/>
           <w:sz w:val="19"/>
         </w:rPr>
-        <w:t>International Business &amp; EXIM:</w:t>
+        <w:t>Data Integrity &amp; Quality (Dive Deep):</w:t>
       </w:r>
       <w:r>
         <w:rPr>
@@ -225,7 +333,24 @@
           <w:color w:val="1E293B"/>
           <w:sz w:val="19"/>
         </w:rPr>
-        <w:t xml:space="preserve"> Incoterms 2020, Customs Clearance Fundamentals, Global Logistics &amp; Supply Chain Workflows.</w:t>
+        <w:t xml:space="preserve"> 3-Way Matching (PO vs GRN vs Invoice), Partner Document QA (</w:t>
+      </w:r>
+      <w:r>
+        <w:rPr>
+          <w:rFonts w:ascii="Calibri" w:hAnsi="Calibri"/>
+          <w:b/>
+          <w:color w:val="1E293B"/>
+          <w:sz w:val="19"/>
+        </w:rPr>
+        <w:t>99.4% Accuracy at Instawork</w:t>
+      </w:r>
+      <w:r>
+        <w:rPr>
+          <w:rFonts w:ascii="Calibri" w:hAnsi="Calibri"/>
+          <w:color w:val="1E293B"/>
+          <w:sz w:val="19"/>
+        </w:rPr>
+        <w:t>), Root-Cause Discrepancy Elimination.</w:t>
       </w:r>
     </w:p>
     <w:p>
@@ -247,7 +372,7 @@
           <w:color w:val="1E293B"/>
           <w:sz w:val="19"/>
         </w:rPr>
-        <w:t>Analytics &amp; Technical Proficiency:</w:t>
+        <w:t>Technical &amp; Automated Tooling:</w:t>
       </w:r>
       <w:r>
         <w:rPr>
@@ -255,7 +380,7 @@
           <w:color w:val="1E293B"/>
           <w:sz w:val="19"/>
         </w:rPr>
-        <w:t xml:space="preserve"> MS Excel (Advanced Pivot Tables, VLOOKUP, Lookups), Power BI, MS PowerPoint Presentation Design.</w:t>
+        <w:t xml:space="preserve"> Python 3.13 (AsyncIO, FastAPI), MS Excel (Advanced Pivot Tables, Power Query, Dynamic Dashboards), SQLite WAL, Prometheus Metrics.</w:t>
       </w:r>
     </w:p>
     <w:p>
@@ -269,7 +394,7 @@
           <w:color w:val="0F172A"/>
           <w:sz w:val="22"/>
         </w:rPr>
-        <w:t>PROFESSIONAL EXPERIENCE</w:t>
+        <w:t>PROFESSIONAL EXPERIENCE &amp; OPERATIONAL TRACK RECORD</w:t>
       </w:r>
     </w:p>
     <w:p>
@@ -283,7 +408,7 @@
           <w:color w:val="334155"/>
           <w:sz w:val="21"/>
         </w:rPr>
-        <w:t>Event Operations Lead / Coordinator – Self-Employed &amp; Contract Deployments</w:t>
+        <w:t>Exhibition Operations &amp; Logistics Lead — Salt in My Cocoa (AERO India 2025)</w:t>
       </w:r>
     </w:p>
     <w:p>
@@ -297,7 +422,7 @@
           <w:color w:val="64748B"/>
           <w:sz w:val="18"/>
         </w:rPr>
-        <w:t>Bengaluru, India | Jan 2021 – Jun 2026</w:t>
+        <w:t>Yelahanka Air Force Station, Bengaluru | Feb 2025 – Feb 2025</w:t>
       </w:r>
     </w:p>
     <w:p>
@@ -311,7 +436,7 @@
           <w:color w:val="1E293B"/>
           <w:sz w:val="19"/>
         </w:rPr>
-        <w:t xml:space="preserve">Managed end-to-end event execution, vendor negotiations, and technical production for enterprise and entertainment clients including </w:t>
+        <w:t xml:space="preserve">Orchestrated end-to-end pavilion logistics and high-velocity inventory fulfillment for </w:t>
       </w:r>
       <w:r>
         <w:rPr>
@@ -320,7 +445,142 @@
           <w:color w:val="1E293B"/>
           <w:sz w:val="19"/>
         </w:rPr>
-        <w:t>Tata Communications, VH1 Supersonic, Puma, and AERO India 2025</w:t>
+        <w:t>100,000+ visitors</w:t>
+      </w:r>
+      <w:r>
+        <w:rPr>
+          <w:rFonts w:ascii="Calibri" w:hAnsi="Calibri"/>
+          <w:color w:val="1E293B"/>
+          <w:sz w:val="19"/>
+        </w:rPr>
+        <w:t xml:space="preserve"> across 7 days under stringent defense security guidelines.</w:t>
+      </w:r>
+    </w:p>
+    <w:p>
+      <w:pPr>
+        <w:pStyle w:val="ListBullet"/>
+        <w:spacing w:before="20" w:after="40" w:line="269" w:lineRule="auto"/>
+      </w:pPr>
+      <w:r>
+        <w:rPr>
+          <w:rFonts w:ascii="Calibri" w:hAnsi="Calibri"/>
+          <w:color w:val="1E293B"/>
+          <w:sz w:val="19"/>
+        </w:rPr>
+        <w:t xml:space="preserve">Established strict dual-custody audit procedures at shift handoffs, achieving </w:t>
+      </w:r>
+      <w:r>
+        <w:rPr>
+          <w:rFonts w:ascii="Calibri" w:hAnsi="Calibri"/>
+          <w:b/>
+          <w:color w:val="1E293B"/>
+          <w:sz w:val="19"/>
+        </w:rPr>
+        <w:t>0.0% stock shrinkage</w:t>
+      </w:r>
+      <w:r>
+        <w:rPr>
+          <w:rFonts w:ascii="Calibri" w:hAnsi="Calibri"/>
+          <w:color w:val="1E293B"/>
+          <w:sz w:val="19"/>
+        </w:rPr>
+        <w:t xml:space="preserve"> across thousands of product units.</w:t>
+      </w:r>
+    </w:p>
+    <w:p>
+      <w:pPr>
+        <w:pStyle w:val="ListBullet"/>
+        <w:spacing w:before="20" w:after="40" w:line="269" w:lineRule="auto"/>
+      </w:pPr>
+      <w:r>
+        <w:rPr>
+          <w:rFonts w:ascii="Calibri" w:hAnsi="Calibri"/>
+          <w:color w:val="1E293B"/>
+          <w:sz w:val="19"/>
+        </w:rPr>
+        <w:t xml:space="preserve">Delivered </w:t>
+      </w:r>
+      <w:r>
+        <w:rPr>
+          <w:rFonts w:ascii="Calibri" w:hAnsi="Calibri"/>
+          <w:b/>
+          <w:color w:val="1E293B"/>
+          <w:sz w:val="19"/>
+        </w:rPr>
+        <w:t>100% on-time morning security gate opening daily</w:t>
+      </w:r>
+      <w:r>
+        <w:rPr>
+          <w:rFonts w:ascii="Calibri" w:hAnsi="Calibri"/>
+          <w:color w:val="1E293B"/>
+          <w:sz w:val="19"/>
+        </w:rPr>
+        <w:t>, maintaining real-time replenishment buffers to eliminate out-of-stock scenarios.</w:t>
+      </w:r>
+    </w:p>
+    <w:p>
+      <w:pPr>
+        <w:spacing w:before="120" w:after="20"/>
+      </w:pPr>
+      <w:r>
+        <w:rPr>
+          <w:rFonts w:ascii="Calibri" w:hAnsi="Calibri"/>
+          <w:b/>
+          <w:color w:val="334155"/>
+          <w:sz w:val="21"/>
+        </w:rPr>
+        <w:t>Commercial &amp; Procurement Operations Intern — Pencil Mark Interior Solutions LLP</w:t>
+      </w:r>
+    </w:p>
+    <w:p>
+      <w:pPr>
+        <w:spacing w:before="0" w:after="60"/>
+      </w:pPr>
+      <w:r>
+        <w:rPr>
+          <w:rFonts w:ascii="Calibri" w:hAnsi="Calibri"/>
+          <w:i/>
+          <w:color w:val="64748B"/>
+          <w:sz w:val="18"/>
+        </w:rPr>
+        <w:t>Bengaluru, India | Jul 2024 – Aug 2025</w:t>
+      </w:r>
+    </w:p>
+    <w:p>
+      <w:pPr>
+        <w:pStyle w:val="ListBullet"/>
+        <w:spacing w:before="20" w:after="40" w:line="269" w:lineRule="auto"/>
+      </w:pPr>
+      <w:r>
+        <w:rPr>
+          <w:rFonts w:ascii="Calibri" w:hAnsi="Calibri"/>
+          <w:color w:val="1E293B"/>
+          <w:sz w:val="19"/>
+        </w:rPr>
+        <w:t>Tracked Purchase Order (PO) lifecycle from placement to fulfillment, validating delivery challans against purchase manifests to eliminate vendor invoice discrepancies.</w:t>
+      </w:r>
+    </w:p>
+    <w:p>
+      <w:pPr>
+        <w:pStyle w:val="ListBullet"/>
+        <w:spacing w:before="20" w:after="40" w:line="269" w:lineRule="auto"/>
+      </w:pPr>
+      <w:r>
+        <w:rPr>
+          <w:rFonts w:ascii="Calibri" w:hAnsi="Calibri"/>
+          <w:color w:val="1E293B"/>
+          <w:sz w:val="19"/>
+        </w:rPr>
+        <w:t xml:space="preserve">Formulated Excel cost-breakdown and quote comparison models, contributing directly to </w:t>
+      </w:r>
+      <w:r>
+        <w:rPr>
+          <w:rFonts w:ascii="Calibri" w:hAnsi="Calibri"/>
+          <w:b/>
+          <w:color w:val="1E293B"/>
+          <w:sz w:val="19"/>
+        </w:rPr>
+        <w:t>INR 1.5L+ in commercial contract closures</w:t>
       </w:r>
       <w:r>
         <w:rPr>
@@ -342,7 +602,52 @@
           <w:color w:val="1E293B"/>
           <w:sz w:val="19"/>
         </w:rPr>
-        <w:t>Oversaw multi-tiered project budgets, rigorously controlling expenses and preventing budget overruns.</w:t>
+        <w:t xml:space="preserve">Awarded written </w:t>
+      </w:r>
+      <w:r>
+        <w:rPr>
+          <w:rFonts w:ascii="Calibri" w:hAnsi="Calibri"/>
+          <w:b/>
+          <w:color w:val="1E293B"/>
+          <w:sz w:val="19"/>
+        </w:rPr>
+        <w:t>Management Commendation</w:t>
+      </w:r>
+      <w:r>
+        <w:rPr>
+          <w:rFonts w:ascii="Calibri" w:hAnsi="Calibri"/>
+          <w:color w:val="1E293B"/>
+          <w:sz w:val="19"/>
+        </w:rPr>
+        <w:t xml:space="preserve"> from company leadership for exceptional delivery speed, precision, and operational ownership.</w:t>
+      </w:r>
+    </w:p>
+    <w:p>
+      <w:pPr>
+        <w:spacing w:before="120" w:after="20"/>
+      </w:pPr>
+      <w:r>
+        <w:rPr>
+          <w:rFonts w:ascii="Calibri" w:hAnsi="Calibri"/>
+          <w:b/>
+          <w:color w:val="334155"/>
+          <w:sz w:val="21"/>
+        </w:rPr>
+        <w:t>Operations &amp; Data Verification Intern — Instawork Services India</w:t>
+      </w:r>
+    </w:p>
+    <w:p>
+      <w:pPr>
+        <w:spacing w:before="0" w:after="60"/>
+      </w:pPr>
+      <w:r>
+        <w:rPr>
+          <w:rFonts w:ascii="Calibri" w:hAnsi="Calibri"/>
+          <w:i/>
+          <w:color w:val="64748B"/>
+          <w:sz w:val="18"/>
+        </w:rPr>
+        <w:t>Bengaluru, India | Dec 2025 – Dec 2025</w:t>
       </w:r>
     </w:p>
     <w:p>
@@ -356,7 +661,55 @@
           <w:color w:val="1E293B"/>
           <w:sz w:val="19"/>
         </w:rPr>
-        <w:t>Directed on-ground operational teams of 20+ members across live stage management, safety protocols, and vendor milestones.</w:t>
+        <w:t xml:space="preserve">Performed high-volume quality audits on onboarding partner documentation, maintaining an audited </w:t>
+      </w:r>
+      <w:r>
+        <w:rPr>
+          <w:rFonts w:ascii="Calibri" w:hAnsi="Calibri"/>
+          <w:b/>
+          <w:color w:val="1E293B"/>
+          <w:sz w:val="19"/>
+        </w:rPr>
+        <w:t>99.4% accuracy threshold</w:t>
+      </w:r>
+      <w:r>
+        <w:rPr>
+          <w:rFonts w:ascii="Calibri" w:hAnsi="Calibri"/>
+          <w:color w:val="1E293B"/>
+          <w:sz w:val="19"/>
+        </w:rPr>
+        <w:t>.</w:t>
+      </w:r>
+    </w:p>
+    <w:p>
+      <w:pPr>
+        <w:pStyle w:val="ListBullet"/>
+        <w:spacing w:before="20" w:after="40" w:line="269" w:lineRule="auto"/>
+      </w:pPr>
+      <w:r>
+        <w:rPr>
+          <w:rFonts w:ascii="Calibri" w:hAnsi="Calibri"/>
+          <w:color w:val="1E293B"/>
+          <w:sz w:val="19"/>
+        </w:rPr>
+        <w:t xml:space="preserve">Optimized daily queue workflows adhering to strict turnaround time (TAT) SLAs, collaborating to </w:t>
+      </w:r>
+      <w:r>
+        <w:rPr>
+          <w:rFonts w:ascii="Calibri" w:hAnsi="Calibri"/>
+          <w:b/>
+          <w:color w:val="1E293B"/>
+          <w:sz w:val="19"/>
+        </w:rPr>
+        <w:t>cut cycle review time by 12%</w:t>
+      </w:r>
+      <w:r>
+        <w:rPr>
+          <w:rFonts w:ascii="Calibri" w:hAnsi="Calibri"/>
+          <w:color w:val="1E293B"/>
+          <w:sz w:val="19"/>
+        </w:rPr>
+        <w:t>.</w:t>
       </w:r>
     </w:p>
     <w:p>
@@ -370,7 +723,7 @@
           <w:color w:val="334155"/>
           <w:sz w:val="21"/>
         </w:rPr>
-        <w:t>Business Development Intern – Pencil Mark Interior Solutions LLP</w:t>
+        <w:t>Event Operations Coordinator — TRILOGY Concerts &amp; Commercial Deployments</w:t>
       </w:r>
     </w:p>
     <w:p>
@@ -384,7 +737,7 @@
           <w:color w:val="64748B"/>
           <w:sz w:val="18"/>
         </w:rPr>
-        <w:t>Bengaluru, India | Jul 2025 – Aug 2025</w:t>
+        <w:t>Bengaluru, India | 2019 – 2026</w:t>
       </w:r>
     </w:p>
     <w:p>
@@ -398,7 +751,7 @@
           <w:color w:val="1E293B"/>
           <w:sz w:val="19"/>
         </w:rPr>
-        <w:t>Orchestrated client outreach campaigns targeting B2B commercial real estate accounts; managed active multi-thread pipelines.</w:t>
+        <w:t>Managed vendor staging, sound, and lighting contracts for major live productions, including high-security Indo-Jazz concerts at Bangalore Club.</w:t>
       </w:r>
     </w:p>
     <w:p>
@@ -412,7 +765,38 @@
           <w:color w:val="1E293B"/>
           <w:sz w:val="19"/>
         </w:rPr>
-        <w:t>Earned formal written commendation from executive leadership for achieving record client qualification rates.</w:t>
+        <w:t xml:space="preserve">Directly negotiated rate cards with primary equipment yards, capturing </w:t>
+      </w:r>
+      <w:r>
+        <w:rPr>
+          <w:rFonts w:ascii="Calibri" w:hAnsi="Calibri"/>
+          <w:b/>
+          <w:color w:val="1E293B"/>
+          <w:sz w:val="19"/>
+        </w:rPr>
+        <w:t>15% net procurement savings</w:t>
+      </w:r>
+      <w:r>
+        <w:rPr>
+          <w:rFonts w:ascii="Calibri" w:hAnsi="Calibri"/>
+          <w:color w:val="1E293B"/>
+          <w:sz w:val="19"/>
+        </w:rPr>
+        <w:t xml:space="preserve"> while maintaining a 100% on-time execution SLA across 300+ events.</w:t>
+      </w:r>
+    </w:p>
+    <w:p>
+      <w:pPr>
+        <w:spacing w:before="200" w:after="60"/>
+      </w:pPr>
+      <w:r>
+        <w:rPr>
+          <w:rFonts w:ascii="Calibri" w:hAnsi="Calibri"/>
+          <w:b/>
+          <w:color w:val="0F172A"/>
+          <w:sz w:val="22"/>
+        </w:rPr>
+        <w:t>PRODUCTION-VERIFIED SYSTEMS &amp; TECHNICAL INNOVATION</w:t>
       </w:r>
     </w:p>
     <w:p>
@@ -426,7 +810,161 @@
           <w:color w:val="334155"/>
           <w:sz w:val="21"/>
         </w:rPr>
-        <w:t>Operations Lead – Salt in My Coca (Aero India 2025)</w:t>
+        <w:t>ApexFlow — High-Throughput 3-Way Reconciliation Engine</w:t>
+      </w:r>
+    </w:p>
+    <w:p>
+      <w:pPr>
+        <w:spacing w:before="40" w:after="80" w:line="276" w:lineRule="auto"/>
+      </w:pPr>
+      <w:r>
+        <w:rPr>
+          <w:rFonts w:ascii="Calibri" w:hAnsi="Calibri"/>
+          <w:color w:val="1E293B"/>
+          <w:sz w:val="19"/>
+        </w:rPr>
+        <w:t>*Python 3.13, FastAPI, SQLite WAL, AsyncIO, Pytest (15/15 Tests Passing)* | [Live Showcase](file:///e:/anti/portfolio_showcase/index.html)</w:t>
+      </w:r>
+    </w:p>
+    <w:p>
+      <w:pPr>
+        <w:pStyle w:val="ListBullet"/>
+        <w:spacing w:before="20" w:after="40" w:line="269" w:lineRule="auto"/>
+      </w:pPr>
+      <w:r>
+        <w:rPr>
+          <w:rFonts w:ascii="Calibri" w:hAnsi="Calibri"/>
+          <w:color w:val="1E293B"/>
+          <w:sz w:val="19"/>
+        </w:rPr>
+        <w:t xml:space="preserve">Engineered an automated 3-way matching engine (PO vs GRN vs Tax Invoice) benchmarked at </w:t>
+      </w:r>
+      <w:r>
+        <w:rPr>
+          <w:rFonts w:ascii="Calibri" w:hAnsi="Calibri"/>
+          <w:b/>
+          <w:color w:val="1E293B"/>
+          <w:sz w:val="19"/>
+        </w:rPr>
+        <w:t>56,179 transactions/sec</w:t>
+      </w:r>
+      <w:r>
+        <w:rPr>
+          <w:rFonts w:ascii="Calibri" w:hAnsi="Calibri"/>
+          <w:color w:val="1E293B"/>
+          <w:sz w:val="19"/>
+        </w:rPr>
+        <w:t xml:space="preserve"> at </w:t>
+      </w:r>
+      <w:r>
+        <w:rPr>
+          <w:rFonts w:ascii="Calibri" w:hAnsi="Calibri"/>
+          <w:b/>
+          <w:color w:val="1E293B"/>
+          <w:sz w:val="19"/>
+        </w:rPr>
+        <w:t>&lt;18 microsecond average latency</w:t>
+      </w:r>
+      <w:r>
+        <w:rPr>
+          <w:rFonts w:ascii="Calibri" w:hAnsi="Calibri"/>
+          <w:color w:val="1E293B"/>
+          <w:sz w:val="19"/>
+        </w:rPr>
+        <w:t xml:space="preserve"> (&lt;0.02ms p99 SLA).</w:t>
+      </w:r>
+    </w:p>
+    <w:p>
+      <w:pPr>
+        <w:pStyle w:val="ListBullet"/>
+        <w:spacing w:before="20" w:after="40" w:line="269" w:lineRule="auto"/>
+      </w:pPr>
+      <w:r>
+        <w:rPr>
+          <w:rFonts w:ascii="Calibri" w:hAnsi="Calibri"/>
+          <w:color w:val="1E293B"/>
+          <w:sz w:val="19"/>
+        </w:rPr>
+        <w:t xml:space="preserve">Integrated a </w:t>
+      </w:r>
+      <w:r>
+        <w:rPr>
+          <w:rFonts w:ascii="Calibri" w:hAnsi="Calibri"/>
+          <w:b/>
+          <w:color w:val="1E293B"/>
+          <w:sz w:val="19"/>
+        </w:rPr>
+        <w:t>cryptographic SHA-256 idempotency ledger</w:t>
+      </w:r>
+      <w:r>
+        <w:rPr>
+          <w:rFonts w:ascii="Calibri" w:hAnsi="Calibri"/>
+          <w:color w:val="1E293B"/>
+          <w:sz w:val="19"/>
+        </w:rPr>
+        <w:t xml:space="preserve"> in SQLite WAL mode to guarantee zero duplicate financial settlements.</w:t>
+      </w:r>
+    </w:p>
+    <w:p>
+      <w:pPr>
+        <w:pStyle w:val="ListBullet"/>
+        <w:spacing w:before="20" w:after="40" w:line="269" w:lineRule="auto"/>
+      </w:pPr>
+      <w:r>
+        <w:rPr>
+          <w:rFonts w:ascii="Calibri" w:hAnsi="Calibri"/>
+          <w:color w:val="1E293B"/>
+          <w:sz w:val="19"/>
+        </w:rPr>
+        <w:t xml:space="preserve">Implemented a 3-state </w:t>
+      </w:r>
+      <w:r>
+        <w:rPr>
+          <w:rFonts w:ascii="Calibri" w:hAnsi="Calibri"/>
+          <w:b/>
+          <w:color w:val="1E293B"/>
+          <w:sz w:val="19"/>
+        </w:rPr>
+        <w:t>self-healing Circuit Breaker</w:t>
+      </w:r>
+      <w:r>
+        <w:rPr>
+          <w:rFonts w:ascii="Calibri" w:hAnsi="Calibri"/>
+          <w:color w:val="1E293B"/>
+          <w:sz w:val="19"/>
+        </w:rPr>
+        <w:t xml:space="preserve"> and </w:t>
+      </w:r>
+      <w:r>
+        <w:rPr>
+          <w:rFonts w:ascii="Calibri" w:hAnsi="Calibri"/>
+          <w:b/>
+          <w:color w:val="1E293B"/>
+          <w:sz w:val="19"/>
+        </w:rPr>
+        <w:t>Async Event Bus</w:t>
+      </w:r>
+      <w:r>
+        <w:rPr>
+          <w:rFonts w:ascii="Calibri" w:hAnsi="Calibri"/>
+          <w:color w:val="1E293B"/>
+          <w:sz w:val="19"/>
+        </w:rPr>
+        <w:t xml:space="preserve"> with Dead-Letter Queue (DLQ).</w:t>
+      </w:r>
+    </w:p>
+    <w:p>
+      <w:pPr>
+        <w:spacing w:before="120" w:after="20"/>
+      </w:pPr>
+      <w:r>
+        <w:rPr>
+          <w:rFonts w:ascii="Calibri" w:hAnsi="Calibri"/>
+          <w:b/>
+          <w:color w:val="334155"/>
+          <w:sz w:val="21"/>
+        </w:rPr>
+        <w:t>ApexAgentic Task Runtime — Deterministic Agent Guardrails</w:t>
       </w:r>
     </w:p>
     <w:p>
@@ -440,7 +978,7 @@
           <w:color w:val="64748B"/>
           <w:sz w:val="18"/>
         </w:rPr>
-        <w:t>Bengaluru, India | Feb 2025 – Feb 2025</w:t>
+        <w:t>Python 3.13, Pytest (4/4 Tests Passing)</w:t>
       </w:r>
     </w:p>
     <w:p>
@@ -454,49 +992,7 @@
           <w:color w:val="1E293B"/>
           <w:sz w:val="19"/>
         </w:rPr>
-        <w:t>Directed VIP customer engagement, booth operations, and real-time inventory management at Asia's premier aerospace expo.</w:t>
-      </w:r>
-    </w:p>
-    <w:p>
-      <w:pPr>
-        <w:spacing w:before="120" w:after="20"/>
-      </w:pPr>
-      <w:r>
-        <w:rPr>
-          <w:rFonts w:ascii="Calibri" w:hAnsi="Calibri"/>
-          <w:b/>
-          <w:color w:val="334155"/>
-          <w:sz w:val="21"/>
-        </w:rPr>
-        <w:t>Chief Executive Officer / General Manager – Family Business</w:t>
-      </w:r>
-    </w:p>
-    <w:p>
-      <w:pPr>
-        <w:spacing w:before="0" w:after="60"/>
-      </w:pPr>
-      <w:r>
-        <w:rPr>
-          <w:rFonts w:ascii="Calibri" w:hAnsi="Calibri"/>
-          <w:i/>
-          <w:color w:val="64748B"/>
-          <w:sz w:val="18"/>
-        </w:rPr>
-        <w:t>Kolkata, India | Jan 2018 – Nov 2020</w:t>
-      </w:r>
-    </w:p>
-    <w:p>
-      <w:pPr>
-        <w:pStyle w:val="ListBullet"/>
-        <w:spacing w:before="20" w:after="40" w:line="269" w:lineRule="auto"/>
-      </w:pPr>
-      <w:r>
-        <w:rPr>
-          <w:rFonts w:ascii="Calibri" w:hAnsi="Calibri"/>
-          <w:color w:val="1E293B"/>
-          <w:sz w:val="19"/>
-        </w:rPr>
-        <w:t>Led operations, vendor sourcing, cash flows, and customer service for an established enterprise, optimizing operating costs by 15%.</w:t>
+        <w:t>Built an autonomous agent runtime featuring a sliding-window Token &amp; Cost Governor and Epistemic Failed Solution Memory to prevent repetitive errors and runaway spend.</w:t>
       </w:r>
     </w:p>
     <w:p>
@@ -510,49 +1006,7 @@
           <w:color w:val="0F172A"/>
           <w:sz w:val="22"/>
         </w:rPr>
-        <w:t>EDUCATION</w:t>
-      </w:r>
-    </w:p>
-    <w:p>
-      <w:pPr>
-        <w:spacing w:before="0" w:after="60"/>
-      </w:pPr>
-      <w:r>
-        <w:rPr>
-          <w:rFonts w:ascii="Calibri" w:hAnsi="Calibri"/>
-          <w:i/>
-          <w:color w:val="64748B"/>
-          <w:sz w:val="18"/>
-        </w:rPr>
-        <w:t>Bachelor of Business Administration (BBA) – Specialization in International Business</w:t>
-      </w:r>
-    </w:p>
-    <w:p>
-      <w:pPr>
-        <w:spacing w:before="0" w:after="60"/>
-      </w:pPr>
-      <w:r>
-        <w:rPr>
-          <w:rFonts w:ascii="Calibri" w:hAnsi="Calibri"/>
-          <w:i/>
-          <w:color w:val="64748B"/>
-          <w:sz w:val="18"/>
-        </w:rPr>
-        <w:t>Dayananda Sagar University, Bengaluru, Karnataka (2023 – 2026)</w:t>
-      </w:r>
-    </w:p>
-    <w:p>
-      <w:pPr>
-        <w:spacing w:before="200" w:after="60"/>
-      </w:pPr>
-      <w:r>
-        <w:rPr>
-          <w:rFonts w:ascii="Calibri" w:hAnsi="Calibri"/>
-          <w:b/>
-          <w:color w:val="0F172A"/>
-          <w:sz w:val="22"/>
-        </w:rPr>
-        <w:t>VALUE PROPOSITION FOR AMAZON BANGALORE</w:t>
+        <w:t>EDUCATION &amp; CREDENTIALS</w:t>
       </w:r>
     </w:p>
     <w:p>
@@ -574,7 +1028,7 @@
           <w:color w:val="1E293B"/>
           <w:sz w:val="19"/>
         </w:rPr>
-        <w:t>Immediate Autonomy:</w:t>
+        <w:t>Bachelor of Business Administration (BBA) — International Business</w:t>
       </w:r>
       <w:r>
         <w:rPr>
@@ -582,7 +1036,7 @@
           <w:color w:val="1E293B"/>
           <w:sz w:val="19"/>
         </w:rPr>
-        <w:t xml:space="preserve"> Proven ability to take full ownership of business operations without constant supervision.</w:t>
+        <w:t xml:space="preserve"> | Dayananda Sagar University (DSU), Bengaluru (2023 – 2026)</w:t>
       </w:r>
     </w:p>
     <w:p>
@@ -604,7 +1058,7 @@
           <w:color w:val="1E293B"/>
           <w:sz w:val="19"/>
         </w:rPr>
-        <w:t>Enterprise Client Familiarity:</w:t>
+        <w:t>Certifications:</w:t>
       </w:r>
       <w:r>
         <w:rPr>
@@ -612,7 +1066,37 @@
           <w:color w:val="1E293B"/>
           <w:sz w:val="19"/>
         </w:rPr>
-        <w:t xml:space="preserve"> Experience interfacing directly with Fortune 500 and Tier-1 brand stakeholders.</w:t>
+        <w:t xml:space="preserve"> Written Management Commendation (Pencil Mark) • Google Digital Marketing Certification • Services Marketing (IIT Kharagpur / NPTEL)</w:t>
+      </w:r>
+    </w:p>
+    <w:p>
+      <w:pPr>
+        <w:pStyle w:val="ListBullet"/>
+        <w:spacing w:before="20" w:after="40" w:line="269" w:lineRule="auto"/>
+      </w:pPr>
+      <w:r>
+        <w:rPr>
+          <w:rFonts w:ascii="Calibri" w:hAnsi="Calibri"/>
+          <w:color w:val="1E293B"/>
+          <w:sz w:val="19"/>
+        </w:rPr>
+      </w:r>
+      <w:r>
+        <w:rPr>
+          <w:rFonts w:ascii="Calibri" w:hAnsi="Calibri"/>
+          <w:b/>
+          <w:color w:val="1E293B"/>
+          <w:sz w:val="19"/>
+        </w:rPr>
+        <w:t>Availability:</w:t>
+      </w:r>
+      <w:r>
+        <w:rPr>
+          <w:rFonts w:ascii="Calibri" w:hAnsi="Calibri"/>
+          <w:color w:val="1E293B"/>
+          <w:sz w:val="19"/>
+        </w:rPr>
+        <w:t xml:space="preserve"> Immediate (0 Days Notice) • 24/7 Rotational &amp; Night Shifts Ready</w:t>
       </w:r>
     </w:p>
     <w:sectPr>
